--- a/docs/Отчет.docx
+++ b/docs/Отчет.docx
@@ -3923,7 +3923,7 @@
           <w:szCs w:val="20"/>
           <w:lang w:val="en-US"/>
         </w:rPr>
-        <w:t>, README.md</w:t>
+        <w:t/>
       </w:r>
     </w:p>
     <w:p>
